--- a/Study-Plan/06_Month_05_Project_Completion_System_Design_Behavioural.docx
+++ b/Study-Plan/06_Month_05_Project_Completion_System_Design_Behavioural.docx
@@ -17,7 +17,7 @@
       </w:pPr>
       <w:r>
         <w:rPr/>
-        <w:t xml:space="preserve">Document 06 of 15 - Weeks 17 to 20. The month you become interview-ready.</w:t>
+        <w:t xml:space="preserve">Document 06 - Weeks 17 to 20. The month you become interview-ready.</w:t>
       </w:r>
     </w:p>
     <w:p>
